--- a/11CNPM1_Lab 5_1050080229_DoanNgocLinh.docx
+++ b/11CNPM1_Lab 5_1050080229_DoanNgocLinh.docx
@@ -5,27 +5,124 @@
     <w:p>
       <w:pPr>
         <w:jc w:val="center"/>
-        <w:rPr/>
-      </w:pPr>
-      <w:r>
         <w:rPr>
           <w:b w:val="1"/>
           <w:bCs w:val="1"/>
+          <w:sz w:val="28"/>
+          <w:szCs w:val="28"/>
+        </w:rPr>
+      </w:pPr>
+      <w:r>
+        <w:rPr>
+          <w:b w:val="1"/>
+          <w:bCs w:val="1"/>
+          <w:sz w:val="28"/>
+          <w:szCs w:val="28"/>
           <w:rtl w:val="0"/>
         </w:rPr>
         <w:br w:type="textWrapping"/>
-        <w:t xml:space="preserve">TRƯỜNG/ĐƠN VỊ ĐÀO TẠO</w:t>
+        <w:t xml:space="preserve">TRƯỜNG ĐẠI HỌC TÀI NGUYÊN VÀ MÔI TRƯỜNG THÀNH PHỐ HỒ CHÍ MINH</w:t>
+      </w:r>
+    </w:p>
+    <w:p>
+      <w:pPr>
+        <w:jc w:val="center"/>
+        <w:rPr>
+          <w:b w:val="1"/>
+          <w:bCs w:val="1"/>
+          <w:sz w:val="28"/>
+          <w:szCs w:val="28"/>
+        </w:rPr>
+      </w:pPr>
+      <w:r>
+        <w:rPr>
+          <w:b w:val="1"/>
+          <w:bCs w:val="1"/>
+          <w:sz w:val="28"/>
+          <w:szCs w:val="28"/>
+          <w:rtl w:val="0"/>
+        </w:rPr>
+        <w:t xml:space="preserve">KHOA CÔNG NGHỆ THÔNG TIN </w:t>
         <w:br w:type="textWrapping"/>
       </w:r>
-      <w:r>
+    </w:p>
+    <w:p>
+      <w:pPr>
+        <w:jc w:val="center"/>
         <w:rPr>
           <w:b w:val="1"/>
           <w:bCs w:val="1"/>
           <w:sz w:val="40"/>
           <w:szCs w:val="40"/>
-          <w:rtl w:val="0"/>
-        </w:rPr>
-        <w:br w:type="textWrapping"/>
+        </w:rPr>
+      </w:pPr>
+      <w:r>
+        <w:rPr>
+          <w:rtl w:val="0"/>
+        </w:rPr>
+      </w:r>
+    </w:p>
+    <w:p>
+      <w:pPr>
+        <w:jc w:val="center"/>
+        <w:rPr>
+          <w:b w:val="1"/>
+          <w:bCs w:val="1"/>
+          <w:sz w:val="40"/>
+          <w:szCs w:val="40"/>
+        </w:rPr>
+      </w:pPr>
+      <w:r>
+        <w:rPr>
+          <w:rtl w:val="0"/>
+        </w:rPr>
+      </w:r>
+    </w:p>
+    <w:p>
+      <w:pPr>
+        <w:jc w:val="center"/>
+        <w:rPr>
+          <w:b w:val="1"/>
+          <w:bCs w:val="1"/>
+          <w:sz w:val="40"/>
+          <w:szCs w:val="40"/>
+        </w:rPr>
+      </w:pPr>
+      <w:r>
+        <w:rPr>
+          <w:rtl w:val="0"/>
+        </w:rPr>
+      </w:r>
+    </w:p>
+    <w:p>
+      <w:pPr>
+        <w:jc w:val="center"/>
+        <w:rPr>
+          <w:b w:val="1"/>
+          <w:bCs w:val="1"/>
+          <w:sz w:val="40"/>
+          <w:szCs w:val="40"/>
+        </w:rPr>
+      </w:pPr>
+      <w:r>
+        <w:rPr>
+          <w:rtl w:val="0"/>
+        </w:rPr>
+      </w:r>
+    </w:p>
+    <w:p>
+      <w:pPr>
+        <w:jc w:val="center"/>
+        <w:rPr/>
+      </w:pPr>
+      <w:r>
+        <w:rPr>
+          <w:b w:val="1"/>
+          <w:bCs w:val="1"/>
+          <w:sz w:val="40"/>
+          <w:szCs w:val="40"/>
+          <w:rtl w:val="0"/>
+        </w:rPr>
         <w:t xml:space="preserve">BÁO CÁO LAB THỰC HÀNH</w:t>
         <w:br w:type="textWrapping"/>
       </w:r>
@@ -60,17 +157,112 @@
         <w:br w:type="textWrapping"/>
         <w:t xml:space="preserve">Firewall Configuration – pfSense CE + VirtualBox + Windows Server</w:t>
         <w:br w:type="textWrapping"/>
+      </w:r>
+    </w:p>
+    <w:p>
+      <w:pPr>
+        <w:ind w:left="5244.094488188976" w:firstLine="0"/>
+        <w:jc w:val="left"/>
+        <w:rPr/>
+      </w:pPr>
+      <w:r>
+        <w:rPr>
+          <w:rtl w:val="0"/>
+        </w:rPr>
+        <w:t xml:space="preserve">Sinh viên: Đoàn Ngọc Linh</w:t>
         <w:br w:type="textWrapping"/>
-        <w:t xml:space="preserve">Sinh viên: ..Đoàn Ngọc Linh......................................................</w:t>
+        <w:t xml:space="preserve">MSSV: .1050080229</w:t>
         <w:br w:type="textWrapping"/>
-        <w:t xml:space="preserve">MSSV: .1050080229..............................................................</w:t>
+        <w:t xml:space="preserve">Lớp: 11CNPM1</w:t>
         <w:br w:type="textWrapping"/>
-        <w:t xml:space="preserve">Lớp: ....11CNPM1.............................................................</w:t>
-        <w:br w:type="textWrapping"/>
-        <w:t xml:space="preserve">Giảng viên: ....Phạm Trọng Huynh....................................................</w:t>
+        <w:t xml:space="preserve">Giảng viên: Th.S Phạm Trọng Huynh</w:t>
         <w:br w:type="textWrapping"/>
         <w:br w:type="textWrapping"/>
-        <w:t xml:space="preserve">TP. Hồ Chí Minh, 2026</w:t>
+      </w:r>
+    </w:p>
+    <w:p>
+      <w:pPr>
+        <w:ind w:left="5244.094488188976" w:firstLine="0"/>
+        <w:jc w:val="left"/>
+        <w:rPr/>
+      </w:pPr>
+      <w:r>
+        <w:rPr>
+          <w:rtl w:val="0"/>
+        </w:rPr>
+      </w:r>
+    </w:p>
+    <w:p>
+      <w:pPr>
+        <w:ind w:left="5244.094488188976" w:firstLine="0"/>
+        <w:jc w:val="left"/>
+        <w:rPr/>
+      </w:pPr>
+      <w:r>
+        <w:rPr>
+          <w:rtl w:val="0"/>
+        </w:rPr>
+      </w:r>
+    </w:p>
+    <w:p>
+      <w:pPr>
+        <w:ind w:left="5244.094488188976" w:firstLine="0"/>
+        <w:jc w:val="left"/>
+        <w:rPr/>
+      </w:pPr>
+      <w:r>
+        <w:rPr>
+          <w:rtl w:val="0"/>
+        </w:rPr>
+      </w:r>
+    </w:p>
+    <w:p>
+      <w:pPr>
+        <w:ind w:left="5244.094488188976" w:firstLine="0"/>
+        <w:jc w:val="left"/>
+        <w:rPr/>
+      </w:pPr>
+      <w:r>
+        <w:rPr>
+          <w:rtl w:val="0"/>
+        </w:rPr>
+      </w:r>
+    </w:p>
+    <w:p>
+      <w:pPr>
+        <w:ind w:left="5244.094488188976" w:firstLine="0"/>
+        <w:jc w:val="left"/>
+        <w:rPr/>
+      </w:pPr>
+      <w:r>
+        <w:rPr>
+          <w:rtl w:val="0"/>
+        </w:rPr>
+      </w:r>
+    </w:p>
+    <w:p>
+      <w:pPr>
+        <w:ind w:left="5244.094488188976" w:firstLine="0"/>
+        <w:jc w:val="left"/>
+        <w:rPr/>
+      </w:pPr>
+      <w:r>
+        <w:rPr>
+          <w:rtl w:val="0"/>
+        </w:rPr>
+      </w:r>
+    </w:p>
+    <w:p>
+      <w:pPr>
+        <w:ind w:left="0" w:firstLine="0"/>
+        <w:jc w:val="left"/>
+        <w:rPr/>
+      </w:pPr>
+      <w:r>
+        <w:rPr>
+          <w:rtl w:val="0"/>
+        </w:rPr>
+        <w:t xml:space="preserve">                                                            TP. Hồ Chí Minh, 2026</w:t>
       </w:r>
     </w:p>
     <w:p>
@@ -107,12 +299,12 @@
           <wp:inline distB="0" distT="0" distL="114300" distR="114300">
             <wp:extent cx="5400000" cy="1525424"/>
             <wp:effectExtent b="0" l="0" r="0" t="0"/>
-            <wp:docPr id="11" name="image4.png"/>
+            <wp:docPr id="11" name="image12.png"/>
             <a:graphic>
               <a:graphicData uri="http://schemas.openxmlformats.org/drawingml/2006/picture">
                 <pic:pic>
                   <pic:nvPicPr>
-                    <pic:cNvPr id="0" name="image4.png"/>
+                    <pic:cNvPr id="0" name="image12.png"/>
                     <pic:cNvPicPr preferRelativeResize="0"/>
                   </pic:nvPicPr>
                   <pic:blipFill>
@@ -1187,12 +1379,12 @@
           <wp:inline distB="0" distT="0" distL="114300" distR="114300">
             <wp:extent cx="5400000" cy="2596154"/>
             <wp:effectExtent b="0" l="0" r="0" t="0"/>
-            <wp:docPr id="13" name="image6.png"/>
+            <wp:docPr id="13" name="image5.png"/>
             <a:graphic>
               <a:graphicData uri="http://schemas.openxmlformats.org/drawingml/2006/picture">
                 <pic:pic>
                   <pic:nvPicPr>
-                    <pic:cNvPr id="0" name="image6.png"/>
+                    <pic:cNvPr id="0" name="image5.png"/>
                     <pic:cNvPicPr preferRelativeResize="0"/>
                   </pic:nvPicPr>
                   <pic:blipFill>
@@ -1286,12 +1478,12 @@
           <wp:inline distB="0" distT="0" distL="114300" distR="114300">
             <wp:extent cx="5400000" cy="2241509"/>
             <wp:effectExtent b="0" l="0" r="0" t="0"/>
-            <wp:docPr id="12" name="image2.png"/>
+            <wp:docPr id="12" name="image11.png"/>
             <a:graphic>
               <a:graphicData uri="http://schemas.openxmlformats.org/drawingml/2006/picture">
                 <pic:pic>
                   <pic:nvPicPr>
-                    <pic:cNvPr id="0" name="image2.png"/>
+                    <pic:cNvPr id="0" name="image11.png"/>
                     <pic:cNvPicPr preferRelativeResize="0"/>
                   </pic:nvPicPr>
                   <pic:blipFill>
@@ -1385,12 +1577,12 @@
           <wp:inline distB="0" distT="0" distL="114300" distR="114300">
             <wp:extent cx="5400000" cy="2349890"/>
             <wp:effectExtent b="0" l="0" r="0" t="0"/>
-            <wp:docPr id="15" name="image22.png"/>
+            <wp:docPr id="15" name="image10.png"/>
             <a:graphic>
               <a:graphicData uri="http://schemas.openxmlformats.org/drawingml/2006/picture">
                 <pic:pic>
                   <pic:nvPicPr>
-                    <pic:cNvPr id="0" name="image22.png"/>
+                    <pic:cNvPr id="0" name="image10.png"/>
                     <pic:cNvPicPr preferRelativeResize="0"/>
                   </pic:nvPicPr>
                   <pic:blipFill>
@@ -1613,12 +1805,12 @@
           <wp:inline distB="0" distT="0" distL="114300" distR="114300">
             <wp:extent cx="5400000" cy="3144000"/>
             <wp:effectExtent b="0" l="0" r="0" t="0"/>
-            <wp:docPr id="14" name="image27.png"/>
+            <wp:docPr id="14" name="image9.png"/>
             <a:graphic>
               <a:graphicData uri="http://schemas.openxmlformats.org/drawingml/2006/picture">
                 <pic:pic>
                   <pic:nvPicPr>
-                    <pic:cNvPr id="0" name="image27.png"/>
+                    <pic:cNvPr id="0" name="image9.png"/>
                     <pic:cNvPicPr preferRelativeResize="0"/>
                   </pic:nvPicPr>
                   <pic:blipFill>
@@ -1789,12 +1981,12 @@
           <wp:inline distB="0" distT="0" distL="114300" distR="114300">
             <wp:extent cx="5400000" cy="2376000"/>
             <wp:effectExtent b="0" l="0" r="0" t="0"/>
-            <wp:docPr id="17" name="image8.png"/>
+            <wp:docPr id="17" name="image32.png"/>
             <a:graphic>
               <a:graphicData uri="http://schemas.openxmlformats.org/drawingml/2006/picture">
                 <pic:pic>
                   <pic:nvPicPr>
-                    <pic:cNvPr id="0" name="image8.png"/>
+                    <pic:cNvPr id="0" name="image32.png"/>
                     <pic:cNvPicPr preferRelativeResize="0"/>
                   </pic:nvPicPr>
                   <pic:blipFill>
@@ -1888,12 +2080,12 @@
           <wp:inline distB="0" distT="0" distL="114300" distR="114300">
             <wp:extent cx="5400000" cy="2236364"/>
             <wp:effectExtent b="0" l="0" r="0" t="0"/>
-            <wp:docPr id="16" name="image12.png"/>
+            <wp:docPr id="16" name="image13.png"/>
             <a:graphic>
               <a:graphicData uri="http://schemas.openxmlformats.org/drawingml/2006/picture">
                 <pic:pic>
                   <pic:nvPicPr>
-                    <pic:cNvPr id="0" name="image12.png"/>
+                    <pic:cNvPr id="0" name="image13.png"/>
                     <pic:cNvPicPr preferRelativeResize="0"/>
                   </pic:nvPicPr>
                   <pic:blipFill>
@@ -1987,12 +2179,12 @@
           <wp:inline distB="0" distT="0" distL="114300" distR="114300">
             <wp:extent cx="5400000" cy="2562712"/>
             <wp:effectExtent b="0" l="0" r="0" t="0"/>
-            <wp:docPr id="21" name="image30.png"/>
+            <wp:docPr id="21" name="image20.png"/>
             <a:graphic>
               <a:graphicData uri="http://schemas.openxmlformats.org/drawingml/2006/picture">
                 <pic:pic>
                   <pic:nvPicPr>
-                    <pic:cNvPr id="0" name="image30.png"/>
+                    <pic:cNvPr id="0" name="image20.png"/>
                     <pic:cNvPicPr preferRelativeResize="0"/>
                   </pic:nvPicPr>
                   <pic:blipFill>
@@ -2086,12 +2278,12 @@
           <wp:inline distB="0" distT="0" distL="114300" distR="114300">
             <wp:extent cx="5400000" cy="2379661"/>
             <wp:effectExtent b="0" l="0" r="0" t="0"/>
-            <wp:docPr id="19" name="image13.png"/>
+            <wp:docPr id="19" name="image3.png"/>
             <a:graphic>
               <a:graphicData uri="http://schemas.openxmlformats.org/drawingml/2006/picture">
                 <pic:pic>
                   <pic:nvPicPr>
-                    <pic:cNvPr id="0" name="image13.png"/>
+                    <pic:cNvPr id="0" name="image3.png"/>
                     <pic:cNvPicPr preferRelativeResize="0"/>
                   </pic:nvPicPr>
                   <pic:blipFill>
@@ -2237,12 +2429,12 @@
           <wp:inline distB="0" distT="0" distL="114300" distR="114300">
             <wp:extent cx="5400000" cy="2562712"/>
             <wp:effectExtent b="0" l="0" r="0" t="0"/>
-            <wp:docPr id="26" name="image20.png"/>
+            <wp:docPr id="26" name="image21.png"/>
             <a:graphic>
               <a:graphicData uri="http://schemas.openxmlformats.org/drawingml/2006/picture">
                 <pic:pic>
                   <pic:nvPicPr>
-                    <pic:cNvPr id="0" name="image20.png"/>
+                    <pic:cNvPr id="0" name="image21.png"/>
                     <pic:cNvPicPr preferRelativeResize="0"/>
                   </pic:nvPicPr>
                   <pic:blipFill>
@@ -2357,12 +2549,12 @@
           <wp:inline distB="0" distT="0" distL="114300" distR="114300">
             <wp:extent cx="5400000" cy="2562712"/>
             <wp:effectExtent b="0" l="0" r="0" t="0"/>
-            <wp:docPr id="22" name="image16.png"/>
+            <wp:docPr id="22" name="image25.png"/>
             <a:graphic>
               <a:graphicData uri="http://schemas.openxmlformats.org/drawingml/2006/picture">
                 <pic:pic>
                   <pic:nvPicPr>
-                    <pic:cNvPr id="0" name="image16.png"/>
+                    <pic:cNvPr id="0" name="image25.png"/>
                     <pic:cNvPicPr preferRelativeResize="0"/>
                   </pic:nvPicPr>
                   <pic:blipFill>
@@ -2456,12 +2648,12 @@
           <wp:inline distB="0" distT="0" distL="114300" distR="114300">
             <wp:extent cx="5400000" cy="2379661"/>
             <wp:effectExtent b="0" l="0" r="0" t="0"/>
-            <wp:docPr id="24" name="image17.png"/>
+            <wp:docPr id="24" name="image19.png"/>
             <a:graphic>
               <a:graphicData uri="http://schemas.openxmlformats.org/drawingml/2006/picture">
                 <pic:pic>
                   <pic:nvPicPr>
-                    <pic:cNvPr id="0" name="image17.png"/>
+                    <pic:cNvPr id="0" name="image19.png"/>
                     <pic:cNvPicPr preferRelativeResize="0"/>
                   </pic:nvPicPr>
                   <pic:blipFill>
@@ -2555,12 +2747,12 @@
           <wp:inline distB="0" distT="0" distL="114300" distR="114300">
             <wp:extent cx="5400000" cy="1372881"/>
             <wp:effectExtent b="0" l="0" r="0" t="0"/>
-            <wp:docPr id="27" name="image19.png"/>
+            <wp:docPr id="27" name="image23.png"/>
             <a:graphic>
               <a:graphicData uri="http://schemas.openxmlformats.org/drawingml/2006/picture">
                 <pic:pic>
                   <pic:nvPicPr>
-                    <pic:cNvPr id="0" name="image19.png"/>
+                    <pic:cNvPr id="0" name="image23.png"/>
                     <pic:cNvPicPr preferRelativeResize="0"/>
                   </pic:nvPicPr>
                   <pic:blipFill>
@@ -2739,12 +2931,12 @@
           <wp:inline distB="0" distT="0" distL="114300" distR="114300">
             <wp:extent cx="5400000" cy="1372881"/>
             <wp:effectExtent b="0" l="0" r="0" t="0"/>
-            <wp:docPr id="29" name="image19.png"/>
+            <wp:docPr id="29" name="image23.png"/>
             <a:graphic>
               <a:graphicData uri="http://schemas.openxmlformats.org/drawingml/2006/picture">
                 <pic:pic>
                   <pic:nvPicPr>
-                    <pic:cNvPr id="0" name="image19.png"/>
+                    <pic:cNvPr id="0" name="image23.png"/>
                     <pic:cNvPicPr preferRelativeResize="0"/>
                   </pic:nvPicPr>
                   <pic:blipFill>
@@ -2838,12 +3030,12 @@
           <wp:inline distB="0" distT="0" distL="114300" distR="114300">
             <wp:extent cx="5400000" cy="2745763"/>
             <wp:effectExtent b="0" l="0" r="0" t="0"/>
-            <wp:docPr id="30" name="image18.png"/>
+            <wp:docPr id="30" name="image31.png"/>
             <a:graphic>
               <a:graphicData uri="http://schemas.openxmlformats.org/drawingml/2006/picture">
                 <pic:pic>
                   <pic:nvPicPr>
-                    <pic:cNvPr id="0" name="image18.png"/>
+                    <pic:cNvPr id="0" name="image31.png"/>
                     <pic:cNvPicPr preferRelativeResize="0"/>
                   </pic:nvPicPr>
                   <pic:blipFill>
@@ -2937,12 +3129,12 @@
           <wp:inline distB="0" distT="0" distL="114300" distR="114300">
             <wp:extent cx="5400000" cy="2745763"/>
             <wp:effectExtent b="0" l="0" r="0" t="0"/>
-            <wp:docPr id="31" name="image26.png"/>
+            <wp:docPr id="31" name="image30.png"/>
             <a:graphic>
               <a:graphicData uri="http://schemas.openxmlformats.org/drawingml/2006/picture">
                 <pic:pic>
                   <pic:nvPicPr>
-                    <pic:cNvPr id="0" name="image26.png"/>
+                    <pic:cNvPr id="0" name="image30.png"/>
                     <pic:cNvPicPr preferRelativeResize="0"/>
                   </pic:nvPicPr>
                   <pic:blipFill>
@@ -3141,12 +3333,12 @@
           <wp:inline distB="0" distT="0" distL="114300" distR="114300">
             <wp:extent cx="5400000" cy="2562712"/>
             <wp:effectExtent b="0" l="0" r="0" t="0"/>
-            <wp:docPr id="33" name="image23.png"/>
+            <wp:docPr id="33" name="image28.png"/>
             <a:graphic>
               <a:graphicData uri="http://schemas.openxmlformats.org/drawingml/2006/picture">
                 <pic:pic>
                   <pic:nvPicPr>
-                    <pic:cNvPr id="0" name="image23.png"/>
+                    <pic:cNvPr id="0" name="image28.png"/>
                     <pic:cNvPicPr preferRelativeResize="0"/>
                   </pic:nvPicPr>
                   <pic:blipFill>
@@ -3392,12 +3584,12 @@
           <wp:inline distB="0" distT="0" distL="114300" distR="114300">
             <wp:extent cx="5400000" cy="2837288"/>
             <wp:effectExtent b="0" l="0" r="0" t="0"/>
-            <wp:docPr id="34" name="image33.png"/>
+            <wp:docPr id="34" name="image29.png"/>
             <a:graphic>
               <a:graphicData uri="http://schemas.openxmlformats.org/drawingml/2006/picture">
                 <pic:pic>
                   <pic:nvPicPr>
-                    <pic:cNvPr id="0" name="image33.png"/>
+                    <pic:cNvPr id="0" name="image29.png"/>
                     <pic:cNvPicPr preferRelativeResize="0"/>
                   </pic:nvPicPr>
                   <pic:blipFill>
@@ -3590,12 +3782,12 @@
           <wp:inline distB="0" distT="0" distL="114300" distR="114300">
             <wp:extent cx="5400000" cy="2471186"/>
             <wp:effectExtent b="0" l="0" r="0" t="0"/>
-            <wp:docPr id="35" name="image29.png"/>
+            <wp:docPr id="35" name="image27.png"/>
             <a:graphic>
               <a:graphicData uri="http://schemas.openxmlformats.org/drawingml/2006/picture">
                 <pic:pic>
                   <pic:nvPicPr>
-                    <pic:cNvPr id="0" name="image29.png"/>
+                    <pic:cNvPr id="0" name="image27.png"/>
                     <pic:cNvPicPr preferRelativeResize="0"/>
                   </pic:nvPicPr>
                   <pic:blipFill>
@@ -3689,12 +3881,12 @@
           <wp:inline distB="0" distT="0" distL="114300" distR="114300">
             <wp:extent cx="5400000" cy="2928814"/>
             <wp:effectExtent b="0" l="0" r="0" t="0"/>
-            <wp:docPr id="1" name="image15.png"/>
+            <wp:docPr id="1" name="image8.png"/>
             <a:graphic>
               <a:graphicData uri="http://schemas.openxmlformats.org/drawingml/2006/picture">
                 <pic:pic>
                   <pic:nvPicPr>
-                    <pic:cNvPr id="0" name="image15.png"/>
+                    <pic:cNvPr id="0" name="image8.png"/>
                     <pic:cNvPicPr preferRelativeResize="0"/>
                   </pic:nvPicPr>
                   <pic:blipFill>
@@ -3833,12 +4025,12 @@
           <wp:inline distB="0" distT="0" distL="114300" distR="114300">
             <wp:extent cx="5400000" cy="3020339"/>
             <wp:effectExtent b="0" l="0" r="0" t="0"/>
-            <wp:docPr id="2" name="image25.png"/>
+            <wp:docPr id="2" name="image4.png"/>
             <a:graphic>
               <a:graphicData uri="http://schemas.openxmlformats.org/drawingml/2006/picture">
                 <pic:pic>
                   <pic:nvPicPr>
-                    <pic:cNvPr id="0" name="image25.png"/>
+                    <pic:cNvPr id="0" name="image4.png"/>
                     <pic:cNvPicPr preferRelativeResize="0"/>
                   </pic:nvPicPr>
                   <pic:blipFill>
@@ -4011,12 +4203,12 @@
           <wp:inline distB="0" distT="0" distL="114300" distR="114300">
             <wp:extent cx="5400000" cy="3020339"/>
             <wp:effectExtent b="0" l="0" r="0" t="0"/>
-            <wp:docPr id="3" name="image25.png"/>
+            <wp:docPr id="3" name="image4.png"/>
             <a:graphic>
               <a:graphicData uri="http://schemas.openxmlformats.org/drawingml/2006/picture">
                 <pic:pic>
                   <pic:nvPicPr>
-                    <pic:cNvPr id="0" name="image25.png"/>
+                    <pic:cNvPr id="0" name="image4.png"/>
                     <pic:cNvPicPr preferRelativeResize="0"/>
                   </pic:nvPicPr>
                   <pic:blipFill>
@@ -4091,12 +4283,12 @@
           <wp:inline distB="0" distT="0" distL="114300" distR="114300">
             <wp:extent cx="5400000" cy="2562712"/>
             <wp:effectExtent b="0" l="0" r="0" t="0"/>
-            <wp:docPr id="4" name="image1.png"/>
+            <wp:docPr id="4" name="image14.png"/>
             <a:graphic>
               <a:graphicData uri="http://schemas.openxmlformats.org/drawingml/2006/picture">
                 <pic:pic>
                   <pic:nvPicPr>
-                    <pic:cNvPr id="0" name="image1.png"/>
+                    <pic:cNvPr id="0" name="image14.png"/>
                     <pic:cNvPicPr preferRelativeResize="0"/>
                   </pic:nvPicPr>
                   <pic:blipFill>
@@ -4260,12 +4452,12 @@
           <wp:inline distB="0" distT="0" distL="114300" distR="114300">
             <wp:extent cx="5400000" cy="2562712"/>
             <wp:effectExtent b="0" l="0" r="0" t="0"/>
-            <wp:docPr id="5" name="image10.png"/>
+            <wp:docPr id="5" name="image7.png"/>
             <a:graphic>
               <a:graphicData uri="http://schemas.openxmlformats.org/drawingml/2006/picture">
                 <pic:pic>
                   <pic:nvPicPr>
-                    <pic:cNvPr id="0" name="image10.png"/>
+                    <pic:cNvPr id="0" name="image7.png"/>
                     <pic:cNvPicPr preferRelativeResize="0"/>
                   </pic:nvPicPr>
                   <pic:blipFill>
@@ -4380,12 +4572,12 @@
           <wp:inline distB="0" distT="0" distL="114300" distR="114300">
             <wp:extent cx="5400000" cy="2562712"/>
             <wp:effectExtent b="0" l="0" r="0" t="0"/>
-            <wp:docPr id="6" name="image7.png"/>
+            <wp:docPr id="6" name="image1.png"/>
             <a:graphic>
               <a:graphicData uri="http://schemas.openxmlformats.org/drawingml/2006/picture">
                 <pic:pic>
                   <pic:nvPicPr>
-                    <pic:cNvPr id="0" name="image7.png"/>
+                    <pic:cNvPr id="0" name="image1.png"/>
                     <pic:cNvPicPr preferRelativeResize="0"/>
                   </pic:nvPicPr>
                   <pic:blipFill>
@@ -4708,12 +4900,12 @@
           <wp:inline distB="0" distT="0" distL="114300" distR="114300">
             <wp:extent cx="5400000" cy="3162857"/>
             <wp:effectExtent b="0" l="0" r="0" t="0"/>
-            <wp:docPr id="7" name="image9.png"/>
+            <wp:docPr id="7" name="image6.png"/>
             <a:graphic>
               <a:graphicData uri="http://schemas.openxmlformats.org/drawingml/2006/picture">
                 <pic:pic>
                   <pic:nvPicPr>
-                    <pic:cNvPr id="0" name="image9.png"/>
+                    <pic:cNvPr id="0" name="image6.png"/>
                     <pic:cNvPicPr preferRelativeResize="0"/>
                   </pic:nvPicPr>
                   <pic:blipFill>
@@ -4831,12 +5023,12 @@
           <wp:inline distB="0" distT="0" distL="114300" distR="114300">
             <wp:extent cx="5400000" cy="3162857"/>
             <wp:effectExtent b="0" l="0" r="0" t="0"/>
-            <wp:docPr id="8" name="image32.png"/>
+            <wp:docPr id="8" name="image18.png"/>
             <a:graphic>
               <a:graphicData uri="http://schemas.openxmlformats.org/drawingml/2006/picture">
                 <pic:pic>
                   <pic:nvPicPr>
-                    <pic:cNvPr id="0" name="image32.png"/>
+                    <pic:cNvPr id="0" name="image18.png"/>
                     <pic:cNvPicPr preferRelativeResize="0"/>
                   </pic:nvPicPr>
                   <pic:blipFill>
@@ -4975,12 +5167,12 @@
           <wp:inline distB="0" distT="0" distL="114300" distR="114300">
             <wp:extent cx="5400000" cy="3162857"/>
             <wp:effectExtent b="0" l="0" r="0" t="0"/>
-            <wp:docPr id="9" name="image3.png"/>
+            <wp:docPr id="9" name="image2.png"/>
             <a:graphic>
               <a:graphicData uri="http://schemas.openxmlformats.org/drawingml/2006/picture">
                 <pic:pic>
                   <pic:nvPicPr>
-                    <pic:cNvPr id="0" name="image3.png"/>
+                    <pic:cNvPr id="0" name="image2.png"/>
                     <pic:cNvPicPr preferRelativeResize="0"/>
                   </pic:nvPicPr>
                   <pic:blipFill>
@@ -5096,12 +5288,12 @@
           <wp:inline distB="0" distT="0" distL="114300" distR="114300">
             <wp:extent cx="5400000" cy="3162857"/>
             <wp:effectExtent b="0" l="0" r="0" t="0"/>
-            <wp:docPr id="10" name="image14.png"/>
+            <wp:docPr id="10" name="image17.png"/>
             <a:graphic>
               <a:graphicData uri="http://schemas.openxmlformats.org/drawingml/2006/picture">
                 <pic:pic>
                   <pic:nvPicPr>
-                    <pic:cNvPr id="0" name="image14.png"/>
+                    <pic:cNvPr id="0" name="image17.png"/>
                     <pic:cNvPicPr preferRelativeResize="0"/>
                   </pic:nvPicPr>
                   <pic:blipFill>
@@ -5292,12 +5484,12 @@
           <wp:inline distB="0" distT="0" distL="114300" distR="114300">
             <wp:extent cx="5400000" cy="3162857"/>
             <wp:effectExtent b="0" l="0" r="0" t="0"/>
-            <wp:docPr id="18" name="image5.png"/>
+            <wp:docPr id="18" name="image15.png"/>
             <a:graphic>
               <a:graphicData uri="http://schemas.openxmlformats.org/drawingml/2006/picture">
                 <pic:pic>
                   <pic:nvPicPr>
-                    <pic:cNvPr id="0" name="image5.png"/>
+                    <pic:cNvPr id="0" name="image15.png"/>
                     <pic:cNvPicPr preferRelativeResize="0"/>
                   </pic:nvPicPr>
                   <pic:blipFill>
@@ -5372,12 +5564,12 @@
           <wp:inline distB="0" distT="0" distL="114300" distR="114300">
             <wp:extent cx="5400000" cy="3162857"/>
             <wp:effectExtent b="0" l="0" r="0" t="0"/>
-            <wp:docPr id="20" name="image11.png"/>
+            <wp:docPr id="20" name="image16.png"/>
             <a:graphic>
               <a:graphicData uri="http://schemas.openxmlformats.org/drawingml/2006/picture">
                 <pic:pic>
                   <pic:nvPicPr>
-                    <pic:cNvPr id="0" name="image11.png"/>
+                    <pic:cNvPr id="0" name="image16.png"/>
                     <pic:cNvPicPr preferRelativeResize="0"/>
                   </pic:nvPicPr>
                   <pic:blipFill>
@@ -5591,12 +5783,12 @@
           <wp:inline distB="0" distT="0" distL="114300" distR="114300">
             <wp:extent cx="5400000" cy="3162857"/>
             <wp:effectExtent b="0" l="0" r="0" t="0"/>
-            <wp:docPr id="23" name="image21.png"/>
+            <wp:docPr id="23" name="image22.png"/>
             <a:graphic>
               <a:graphicData uri="http://schemas.openxmlformats.org/drawingml/2006/picture">
                 <pic:pic>
                   <pic:nvPicPr>
-                    <pic:cNvPr id="0" name="image21.png"/>
+                    <pic:cNvPr id="0" name="image22.png"/>
                     <pic:cNvPicPr preferRelativeResize="0"/>
                   </pic:nvPicPr>
                   <pic:blipFill>
@@ -5724,12 +5916,12 @@
           <wp:inline distB="0" distT="0" distL="114300" distR="114300">
             <wp:extent cx="5400000" cy="3162857"/>
             <wp:effectExtent b="0" l="0" r="0" t="0"/>
-            <wp:docPr id="25" name="image28.png"/>
+            <wp:docPr id="25" name="image33.png"/>
             <a:graphic>
               <a:graphicData uri="http://schemas.openxmlformats.org/drawingml/2006/picture">
                 <pic:pic>
                   <pic:nvPicPr>
-                    <pic:cNvPr id="0" name="image28.png"/>
+                    <pic:cNvPr id="0" name="image33.png"/>
                     <pic:cNvPicPr preferRelativeResize="0"/>
                   </pic:nvPicPr>
                   <pic:blipFill>
@@ -5933,12 +6125,12 @@
           <wp:inline distB="0" distT="0" distL="114300" distR="114300">
             <wp:extent cx="5400000" cy="3162857"/>
             <wp:effectExtent b="0" l="0" r="0" t="0"/>
-            <wp:docPr id="28" name="image31.png"/>
+            <wp:docPr id="28" name="image26.png"/>
             <a:graphic>
               <a:graphicData uri="http://schemas.openxmlformats.org/drawingml/2006/picture">
                 <pic:pic>
                   <pic:nvPicPr>
-                    <pic:cNvPr id="0" name="image31.png"/>
+                    <pic:cNvPr id="0" name="image26.png"/>
                     <pic:cNvPicPr preferRelativeResize="0"/>
                   </pic:nvPicPr>
                   <pic:blipFill>
